--- a/docs/deliverables/附录4：缺陷报告书（校园鲜达-模块二）.docx
+++ b/docs/deliverables/附录4：缺陷报告书（校园鲜达-模块二）.docx
@@ -889,7 +889,7 @@
           <w:b w:val="0"/>
           <w:sz w:val="21"/>
         </w:rPr>
-        <w:t>本阶段共登记 2 条 AI 发现并已修复的缺陷，每条一张表。</w:t>
+        <w:t>本阶段共登记 3 条 AI 发现并已修复的缺陷，每条一张表。</w:t>
       </w:r>
     </w:p>
     <w:p>
@@ -1183,11 +1183,38 @@
                 <w:sz w:val="21"/>
               </w:rPr>
               <w:t>【前置条件】被测服务已启动，存在可用账号。</w:t>
+            </w:r>
+            <w:r>
               <w:br/>
+            </w:r>
+            <w:r>
+              <w:rPr>
+                <w:rFonts w:ascii="宋体" w:hAnsi="宋体" w:eastAsia="宋体"/>
+                <w:b w:val="0"/>
+                <w:sz w:val="21"/>
+              </w:rPr>
               <w:t>【复现步骤】1. 在浏览器中把 url Cookie 的值设为站外地址（如 https://example.com）；2. 打开登录页并提交正确的用户名与密码；3. 观察登录成功后的跳转目标。</w:t>
+            </w:r>
+            <w:r>
               <w:br/>
+            </w:r>
+            <w:r>
+              <w:rPr>
+                <w:rFonts w:ascii="宋体" w:hAnsi="宋体" w:eastAsia="宋体"/>
+                <w:b w:val="0"/>
+                <w:sz w:val="21"/>
+              </w:rPr>
               <w:t>【现象】登录成功后浏览器被跳转到 Cookie 指定的站外地址，而不是站内页面。</w:t>
+            </w:r>
+            <w:r>
               <w:br/>
+            </w:r>
+            <w:r>
+              <w:rPr>
+                <w:rFonts w:ascii="宋体" w:hAnsi="宋体" w:eastAsia="宋体"/>
+                <w:b w:val="0"/>
+                <w:sz w:val="21"/>
+              </w:rPr>
               <w:t>【影响】可构造钓鱼跳转：攻击者诱导用户先访问附带恶意 Cookie 的链接，用户登录成功后被送往与本站外观一致的仿冒站点，存在账号凭据被窃取的风险。</w:t>
             </w:r>
           </w:p>
@@ -1689,11 +1716,38 @@
                 <w:sz w:val="21"/>
               </w:rPr>
               <w:t>【前置条件】已登录并存在一笔本人创建的订单。</w:t>
+            </w:r>
+            <w:r>
               <w:br/>
+            </w:r>
+            <w:r>
+              <w:rPr>
+                <w:rFonts w:ascii="宋体" w:hAnsi="宋体" w:eastAsia="宋体"/>
+                <w:b w:val="0"/>
+                <w:sz w:val="21"/>
+              </w:rPr>
               <w:t>【复现步骤】1. 在项目路由表中查找支付入口；2. 尝试访问支付地址；3. 查阅 pay 视图实现。</w:t>
+            </w:r>
+            <w:r>
               <w:br/>
+            </w:r>
+            <w:r>
+              <w:rPr>
+                <w:rFonts w:ascii="宋体" w:hAnsi="宋体" w:eastAsia="宋体"/>
+                <w:b w:val="0"/>
+                <w:sz w:val="21"/>
+              </w:rPr>
               <w:t>【现象】pay 视图的函数体只有 pass，返回 None；且 urls.py 中没有为它配置任何路由。</w:t>
+            </w:r>
+            <w:r>
               <w:br/>
+            </w:r>
+            <w:r>
+              <w:rPr>
+                <w:rFonts w:ascii="宋体" w:hAnsi="宋体" w:eastAsia="宋体"/>
+                <w:b w:val="0"/>
+                <w:sz w:val="21"/>
+              </w:rPr>
               <w:t>【影响】订单的支付状态永远停留在未支付，C-ORD-012 要求的演示支付状态无法展示；若日后补上路由直接访问，该视图会因返回 None 触发服务端错误。</w:t>
             </w:r>
           </w:p>
@@ -1906,6 +1960,561 @@
     </w:tbl>
     <w:p>
       <w:pPr>
+        <w:pStyle w:val="Heading3"/>
+      </w:pPr>
+      <w:r>
+        <w:rPr>
+          <w:rFonts w:ascii="黑体" w:hAnsi="黑体" w:eastAsia="黑体"/>
+          <w:b/>
+          <w:sz w:val="24"/>
+        </w:rPr>
+        <w:t>3.4.3  购物车与订单并发</w:t>
+      </w:r>
+    </w:p>
+    <w:tbl>
+      <w:tblPr>
+        <w:tblStyle w:val="TableGrid"/>
+        <w:tblW w:type="auto" w:w="0"/>
+        <w:tblLook w:firstColumn="1" w:firstRow="1" w:lastColumn="0" w:lastRow="0" w:noHBand="0" w:noVBand="1" w:val="04A0"/>
+      </w:tblPr>
+      <w:tblGrid>
+        <w:gridCol w:w="4320"/>
+        <w:gridCol w:w="4320"/>
+      </w:tblGrid>
+      <w:tr>
+        <w:tc>
+          <w:tcPr>
+            <w:tcW w:type="dxa" w:w="4320"/>
+          </w:tcPr>
+          <w:p>
+            <w:r/>
+            <w:r>
+              <w:rPr>
+                <w:rFonts w:ascii="宋体" w:hAnsi="宋体" w:eastAsia="宋体"/>
+                <w:b/>
+                <w:sz w:val="21"/>
+              </w:rPr>
+              <w:t>功能模块名</w:t>
+            </w:r>
+          </w:p>
+        </w:tc>
+        <w:tc>
+          <w:tcPr>
+            <w:tcW w:type="dxa" w:w="4320"/>
+          </w:tcPr>
+          <w:p>
+            <w:r/>
+            <w:r>
+              <w:rPr>
+                <w:rFonts w:ascii="宋体" w:hAnsi="宋体" w:eastAsia="宋体"/>
+                <w:b w:val="0"/>
+                <w:sz w:val="21"/>
+              </w:rPr>
+              <w:t>购物车 / 订单</w:t>
+            </w:r>
+          </w:p>
+        </w:tc>
+      </w:tr>
+      <w:tr>
+        <w:tc>
+          <w:tcPr>
+            <w:tcW w:type="dxa" w:w="4320"/>
+          </w:tcPr>
+          <w:p>
+            <w:r/>
+            <w:r>
+              <w:rPr>
+                <w:rFonts w:ascii="宋体" w:hAnsi="宋体" w:eastAsia="宋体"/>
+                <w:b/>
+                <w:sz w:val="21"/>
+              </w:rPr>
+              <w:t>功能编号</w:t>
+            </w:r>
+          </w:p>
+        </w:tc>
+        <w:tc>
+          <w:tcPr>
+            <w:tcW w:type="dxa" w:w="4320"/>
+          </w:tcPr>
+          <w:p>
+            <w:r/>
+            <w:r>
+              <w:rPr>
+                <w:rFonts w:ascii="宋体" w:hAnsi="宋体" w:eastAsia="宋体"/>
+                <w:b w:val="0"/>
+                <w:sz w:val="21"/>
+              </w:rPr>
+              <w:t>C-CART-003、C-CART-004、C-INV-004</w:t>
+            </w:r>
+          </w:p>
+        </w:tc>
+      </w:tr>
+      <w:tr>
+        <w:tc>
+          <w:tcPr>
+            <w:tcW w:type="dxa" w:w="4320"/>
+          </w:tcPr>
+          <w:p>
+            <w:r/>
+            <w:r>
+              <w:rPr>
+                <w:rFonts w:ascii="宋体" w:hAnsi="宋体" w:eastAsia="宋体"/>
+                <w:b/>
+                <w:sz w:val="21"/>
+              </w:rPr>
+              <w:t>测试项编号</w:t>
+            </w:r>
+          </w:p>
+        </w:tc>
+        <w:tc>
+          <w:tcPr>
+            <w:tcW w:type="dxa" w:w="4320"/>
+          </w:tcPr>
+          <w:p>
+            <w:r/>
+            <w:r>
+              <w:rPr>
+                <w:rFonts w:ascii="宋体" w:hAnsi="宋体" w:eastAsia="宋体"/>
+                <w:b w:val="0"/>
+                <w:sz w:val="21"/>
+              </w:rPr>
+              <w:t>并发写入一致性</w:t>
+            </w:r>
+          </w:p>
+        </w:tc>
+      </w:tr>
+      <w:tr>
+        <w:tc>
+          <w:tcPr>
+            <w:tcW w:type="dxa" w:w="4320"/>
+          </w:tcPr>
+          <w:p>
+            <w:r/>
+            <w:r>
+              <w:rPr>
+                <w:rFonts w:ascii="宋体" w:hAnsi="宋体" w:eastAsia="宋体"/>
+                <w:b/>
+                <w:sz w:val="21"/>
+              </w:rPr>
+              <w:t>测试需求</w:t>
+            </w:r>
+          </w:p>
+        </w:tc>
+        <w:tc>
+          <w:tcPr>
+            <w:tcW w:type="dxa" w:w="4320"/>
+          </w:tcPr>
+          <w:p>
+            <w:r/>
+            <w:r>
+              <w:rPr>
+                <w:rFonts w:ascii="宋体" w:hAnsi="宋体" w:eastAsia="宋体"/>
+                <w:b w:val="0"/>
+                <w:sz w:val="21"/>
+              </w:rPr>
+              <w:t>同一用户的同一商品在购物车中只保留一个条目；重复加入时应累加数量；多个请求同时购买同一低库存商品时，系统应保证最终成功售出的数量不超过可售库存。</w:t>
+            </w:r>
+          </w:p>
+        </w:tc>
+      </w:tr>
+      <w:tr>
+        <w:tc>
+          <w:tcPr>
+            <w:tcW w:type="dxa" w:w="4320"/>
+          </w:tcPr>
+          <w:p>
+            <w:r/>
+            <w:r>
+              <w:rPr>
+                <w:rFonts w:ascii="宋体" w:hAnsi="宋体" w:eastAsia="宋体"/>
+                <w:b/>
+                <w:sz w:val="21"/>
+              </w:rPr>
+              <w:t>用例编号</w:t>
+            </w:r>
+          </w:p>
+        </w:tc>
+        <w:tc>
+          <w:tcPr>
+            <w:tcW w:type="dxa" w:w="4320"/>
+          </w:tcPr>
+          <w:p>
+            <w:r/>
+            <w:r>
+              <w:rPr>
+                <w:rFonts w:ascii="宋体" w:hAnsi="宋体" w:eastAsia="宋体"/>
+                <w:b w:val="0"/>
+                <w:sz w:val="21"/>
+              </w:rPr>
+              <w:t>并发压测：10 并发 HTTP 请求（下单与加购各一组）</w:t>
+            </w:r>
+          </w:p>
+        </w:tc>
+      </w:tr>
+      <w:tr>
+        <w:tc>
+          <w:tcPr>
+            <w:tcW w:type="dxa" w:w="4320"/>
+          </w:tcPr>
+          <w:p>
+            <w:r/>
+            <w:r>
+              <w:rPr>
+                <w:rFonts w:ascii="宋体" w:hAnsi="宋体" w:eastAsia="宋体"/>
+                <w:b/>
+                <w:sz w:val="21"/>
+              </w:rPr>
+              <w:t>严重程度</w:t>
+            </w:r>
+          </w:p>
+        </w:tc>
+        <w:tc>
+          <w:tcPr>
+            <w:tcW w:type="dxa" w:w="4320"/>
+          </w:tcPr>
+          <w:p>
+            <w:r/>
+            <w:r>
+              <w:rPr>
+                <w:rFonts w:ascii="宋体" w:hAnsi="宋体" w:eastAsia="宋体"/>
+                <w:b w:val="0"/>
+                <w:sz w:val="21"/>
+              </w:rPr>
+              <w:t>高</w:t>
+            </w:r>
+          </w:p>
+        </w:tc>
+      </w:tr>
+      <w:tr>
+        <w:tc>
+          <w:tcPr>
+            <w:tcW w:type="dxa" w:w="4320"/>
+          </w:tcPr>
+          <w:p>
+            <w:r/>
+            <w:r>
+              <w:rPr>
+                <w:rFonts w:ascii="宋体" w:hAnsi="宋体" w:eastAsia="宋体"/>
+                <w:b/>
+                <w:sz w:val="21"/>
+              </w:rPr>
+              <w:t>缺陷标题</w:t>
+            </w:r>
+          </w:p>
+        </w:tc>
+        <w:tc>
+          <w:tcPr>
+            <w:tcW w:type="dxa" w:w="4320"/>
+          </w:tcPr>
+          <w:p>
+            <w:r/>
+            <w:r>
+              <w:rPr>
+                <w:rFonts w:ascii="宋体" w:hAnsi="宋体" w:eastAsia="宋体"/>
+                <w:b w:val="0"/>
+                <w:sz w:val="21"/>
+              </w:rPr>
+              <w:t>高并发下订单大面积失败、并发加购静默丢失数量更新并产生重复条目</w:t>
+            </w:r>
+          </w:p>
+        </w:tc>
+      </w:tr>
+      <w:tr>
+        <w:tc>
+          <w:tcPr>
+            <w:tcW w:type="dxa" w:w="4320"/>
+          </w:tcPr>
+          <w:p>
+            <w:r/>
+            <w:r>
+              <w:rPr>
+                <w:rFonts w:ascii="宋体" w:hAnsi="宋体" w:eastAsia="宋体"/>
+                <w:b/>
+                <w:sz w:val="21"/>
+              </w:rPr>
+              <w:t>详细描述</w:t>
+            </w:r>
+          </w:p>
+        </w:tc>
+        <w:tc>
+          <w:tcPr>
+            <w:tcW w:type="dxa" w:w="4320"/>
+          </w:tcPr>
+          <w:p>
+            <w:r/>
+            <w:r>
+              <w:rPr>
+                <w:rFonts w:ascii="宋体" w:hAnsi="宋体" w:eastAsia="宋体"/>
+                <w:b w:val="0"/>
+                <w:sz w:val="21"/>
+              </w:rPr>
+              <w:t>【前置条件】被测服务已启动；商品库存 5 件；10 个不同用户已登录，各自购物车中有该商品 1 件。</w:t>
+            </w:r>
+            <w:r>
+              <w:br/>
+            </w:r>
+            <w:r>
+              <w:rPr>
+                <w:rFonts w:ascii="宋体" w:hAnsi="宋体" w:eastAsia="宋体"/>
+                <w:b w:val="0"/>
+                <w:sz w:val="21"/>
+              </w:rPr>
+              <w:t>【复现步骤】1. 用 10 个线程同时提交订单；2. 另取一个用户，用 10 个线程同时请求加入购物车 1 件，重复 5 轮。</w:t>
+            </w:r>
+            <w:r>
+              <w:br/>
+            </w:r>
+            <w:r>
+              <w:rPr>
+                <w:rFonts w:ascii="宋体" w:hAnsi="宋体" w:eastAsia="宋体"/>
+                <w:b w:val="0"/>
+                <w:sz w:val="21"/>
+              </w:rPr>
+              <w:t>【现象】并发下单仅 1 单成功，其余 9 单返回通用提示「订单提交失败，请稍后重试」，库存仍剩 4 件未售出；并发加购 5 轮全部异常——3 轮丢失 6~7 次累加（加购 10 次最终只有 3~4 件）、2 轮产生重复条目，而所有请求均返回成功。</w:t>
+            </w:r>
+            <w:r>
+              <w:br/>
+            </w:r>
+            <w:r>
+              <w:rPr>
+                <w:rFonts w:ascii="宋体" w:hAnsi="宋体" w:eastAsia="宋体"/>
+                <w:b w:val="0"/>
+                <w:sz w:val="21"/>
+              </w:rPr>
+              <w:t>【影响】库存一致性未被破坏（条件更新有效，库存未出现负数），但可用性与数据正确性受损：用户提交订单大面积失败且提示无法理解；加购数量被静默丢弃，用户实际购买数量少于操作次数。</w:t>
+            </w:r>
+          </w:p>
+        </w:tc>
+      </w:tr>
+      <w:tr>
+        <w:tc>
+          <w:tcPr>
+            <w:tcW w:type="dxa" w:w="4320"/>
+          </w:tcPr>
+          <w:p>
+            <w:r/>
+            <w:r>
+              <w:rPr>
+                <w:rFonts w:ascii="宋体" w:hAnsi="宋体" w:eastAsia="宋体"/>
+                <w:b/>
+                <w:sz w:val="21"/>
+              </w:rPr>
+              <w:t>证据（截图/日志）</w:t>
+            </w:r>
+          </w:p>
+        </w:tc>
+        <w:tc>
+          <w:tcPr>
+            <w:tcW w:type="dxa" w:w="4320"/>
+          </w:tcPr>
+          <w:p>
+            <w:r/>
+            <w:r>
+              <w:rPr>
+                <w:rFonts w:ascii="宋体" w:hAnsi="宋体" w:eastAsia="宋体"/>
+                <w:b w:val="0"/>
+                <w:sz w:val="21"/>
+              </w:rPr>
+              <w:t>压测脚本输出与修复前后对比数据（见《模块二测试报告》第 2 节）；回归测试 apps/df_cart/tests_member_c.py 中的 CartUniqueConstraintTests</w:t>
+            </w:r>
+          </w:p>
+        </w:tc>
+      </w:tr>
+      <w:tr>
+        <w:tc>
+          <w:tcPr>
+            <w:tcW w:type="dxa" w:w="4320"/>
+          </w:tcPr>
+          <w:p>
+            <w:r/>
+            <w:r>
+              <w:rPr>
+                <w:rFonts w:ascii="宋体" w:hAnsi="宋体" w:eastAsia="宋体"/>
+                <w:b/>
+                <w:sz w:val="21"/>
+              </w:rPr>
+              <w:t>相关缺陷</w:t>
+            </w:r>
+          </w:p>
+        </w:tc>
+        <w:tc>
+          <w:tcPr>
+            <w:tcW w:type="dxa" w:w="4320"/>
+          </w:tcPr>
+          <w:p>
+            <w:r/>
+            <w:r>
+              <w:rPr>
+                <w:rFonts w:ascii="宋体" w:hAnsi="宋体" w:eastAsia="宋体"/>
+                <w:b w:val="0"/>
+                <w:sz w:val="21"/>
+              </w:rPr>
+              <w:t>AI-17（AI 审查曾仅登记为遗留问题，本次经实测复现后修复）</w:t>
+            </w:r>
+          </w:p>
+        </w:tc>
+      </w:tr>
+      <w:tr>
+        <w:tc>
+          <w:tcPr>
+            <w:tcW w:type="dxa" w:w="4320"/>
+          </w:tcPr>
+          <w:p>
+            <w:r/>
+            <w:r>
+              <w:rPr>
+                <w:rFonts w:ascii="宋体" w:hAnsi="宋体" w:eastAsia="宋体"/>
+                <w:b/>
+                <w:sz w:val="21"/>
+              </w:rPr>
+              <w:t>解决日期</w:t>
+            </w:r>
+          </w:p>
+        </w:tc>
+        <w:tc>
+          <w:tcPr>
+            <w:tcW w:type="dxa" w:w="4320"/>
+          </w:tcPr>
+          <w:p>
+            <w:r/>
+            <w:r>
+              <w:rPr>
+                <w:rFonts w:ascii="宋体" w:hAnsi="宋体" w:eastAsia="宋体"/>
+                <w:b w:val="0"/>
+                <w:sz w:val="21"/>
+              </w:rPr>
+              <w:t>2026-09-22</w:t>
+            </w:r>
+          </w:p>
+        </w:tc>
+      </w:tr>
+      <w:tr>
+        <w:tc>
+          <w:tcPr>
+            <w:tcW w:type="dxa" w:w="4320"/>
+          </w:tcPr>
+          <w:p>
+            <w:r/>
+            <w:r>
+              <w:rPr>
+                <w:rFonts w:ascii="宋体" w:hAnsi="宋体" w:eastAsia="宋体"/>
+                <w:b/>
+                <w:sz w:val="21"/>
+              </w:rPr>
+              <w:t>解决 build</w:t>
+            </w:r>
+          </w:p>
+        </w:tc>
+        <w:tc>
+          <w:tcPr>
+            <w:tcW w:type="dxa" w:w="4320"/>
+          </w:tcPr>
+          <w:p>
+            <w:r/>
+            <w:r>
+              <w:rPr>
+                <w:rFonts w:ascii="宋体" w:hAnsi="宋体" w:eastAsia="宋体"/>
+                <w:b w:val="0"/>
+                <w:sz w:val="21"/>
+              </w:rPr>
+              <w:t>提交 e13ff75</w:t>
+            </w:r>
+          </w:p>
+        </w:tc>
+      </w:tr>
+      <w:tr>
+        <w:tc>
+          <w:tcPr>
+            <w:tcW w:type="dxa" w:w="4320"/>
+          </w:tcPr>
+          <w:p>
+            <w:r/>
+            <w:r>
+              <w:rPr>
+                <w:rFonts w:ascii="宋体" w:hAnsi="宋体" w:eastAsia="宋体"/>
+                <w:b/>
+                <w:sz w:val="21"/>
+              </w:rPr>
+              <w:t>解决方案</w:t>
+            </w:r>
+          </w:p>
+        </w:tc>
+        <w:tc>
+          <w:tcPr>
+            <w:tcW w:type="dxa" w:w="4320"/>
+          </w:tcPr>
+          <w:p>
+            <w:r/>
+            <w:r>
+              <w:rPr>
+                <w:rFonts w:ascii="宋体" w:hAnsi="宋体" w:eastAsia="宋体"/>
+                <w:b w:val="0"/>
+                <w:sz w:val="21"/>
+              </w:rPr>
+              <w:t>1）下单：只读校验移到事务外，事务内只保留写语句；订单号生成不再查询数据库，改为时间戳加随机片段，插入冲突时重新生成。</w:t>
+            </w:r>
+            <w:r>
+              <w:br/>
+            </w:r>
+            <w:r>
+              <w:rPr>
+                <w:rFonts w:ascii="宋体" w:hAnsi="宋体" w:eastAsia="宋体"/>
+                <w:b w:val="0"/>
+                <w:sz w:val="21"/>
+              </w:rPr>
+              <w:t>2）加购：改为数据库端原子累加，并为购物车表增加 (user, goods) 唯一约束。</w:t>
+            </w:r>
+          </w:p>
+        </w:tc>
+      </w:tr>
+      <w:tr>
+        <w:tc>
+          <w:tcPr>
+            <w:tcW w:type="dxa" w:w="4320"/>
+          </w:tcPr>
+          <w:p>
+            <w:r/>
+            <w:r>
+              <w:rPr>
+                <w:rFonts w:ascii="宋体" w:hAnsi="宋体" w:eastAsia="宋体"/>
+                <w:b/>
+                <w:sz w:val="21"/>
+              </w:rPr>
+              <w:t>解决详细描述</w:t>
+            </w:r>
+          </w:p>
+        </w:tc>
+        <w:tc>
+          <w:tcPr>
+            <w:tcW w:type="dxa" w:w="4320"/>
+          </w:tcPr>
+          <w:p>
+            <w:r/>
+            <w:r>
+              <w:rPr>
+                <w:rFonts w:ascii="宋体" w:hAnsi="宋体" w:eastAsia="宋体"/>
+                <w:b w:val="0"/>
+                <w:sz w:val="21"/>
+              </w:rPr>
+              <w:t>根因：下单事务以读语句开始、之后再升级为写锁时，SQLite 不会等待而是直接返回 database is locked（实测 busy timeout 已设 20 秒仍瞬间失败）；加购的「先查条目、再算数量、后写回」不是原子操作，且购物车表缺少唯一约束。</w:t>
+            </w:r>
+            <w:r>
+              <w:br/>
+            </w:r>
+            <w:r>
+              <w:rPr>
+                <w:rFonts w:ascii="宋体" w:hAnsi="宋体" w:eastAsia="宋体"/>
+                <w:b w:val="0"/>
+                <w:sz w:val="21"/>
+              </w:rPr>
+              <w:t>修复后实测：并发下单 5 单成功、5 单按「库存不足」被正确拒绝，库存归 0 且不为负；并发加购 5 轮全部为 1 个条目、数量 10，零丢失零重复。迁移含历史重复条目合并，保证已有数据可升级；全量测试 103 个通过（Django 3.2.25 与 5.2.17 双环境）。</w:t>
+            </w:r>
+          </w:p>
+        </w:tc>
+      </w:tr>
+    </w:tbl>
+    <w:p>
+      <w:pPr>
         <w:pStyle w:val="Heading2"/>
       </w:pPr>
       <w:r>
@@ -1928,7 +2537,7 @@
           <w:b w:val="0"/>
           <w:sz w:val="21"/>
         </w:rPr>
-        <w:t>本阶段 2 条缺陷均已修复并通过回归验证，全量测试 101 个全部通过，运行记录见 docs/testing/module2-automation-run-output.txt。</w:t>
+        <w:t>本阶段 3 条缺陷均已修复并通过回归验证，全量测试 103 个全部通过（含本次新增的 2 个回归用例），运行记录见 docs/testing/module2-automation-run-output.txt。</w:t>
       </w:r>
     </w:p>
     <w:p>
@@ -1997,7 +2606,7 @@
           <w:b w:val="0"/>
           <w:sz w:val="21"/>
         </w:rPr>
-        <w:t>（1）AI-17 加购并发竞态：购物车表缺少「用户 + 商品」的联合唯一约束，并发加购可能产生重复条目。彻底修复需新增数据库迁移，涉及组内演示数据库变更，留待与组长协调后统一处理。</w:t>
+        <w:t>（1）AI-19 / AI-20 模型层约束缺失：库存缺少非负约束、数量缺少正整数约束，属深层设计问题，黑盒测试不可见，需要数据库迁移。</w:t>
       </w:r>
     </w:p>
     <w:p>
@@ -2011,7 +2620,7 @@
           <w:b w:val="0"/>
           <w:sz w:val="21"/>
         </w:rPr>
-        <w:t>（2）AI-19 / AI-20 模型层约束缺失：库存缺少非负约束、数量缺少正整数约束，属深层设计问题，黑盒测试不可见，同样需要迁移。</w:t>
+        <w:t>（2）AI-24 会话中的用户被物理删除后访问订单页会返回错误，影响面较小，暂缓修复。</w:t>
       </w:r>
     </w:p>
     <w:p>
@@ -2025,7 +2634,34 @@
           <w:b w:val="0"/>
           <w:sz w:val="21"/>
         </w:rPr>
-        <w:t>（3）AI-24 会话中的用户被物理删除后访问订单页会返回错误，影响面较小，暂缓修复。</w:t>
+      </w:r>
+    </w:p>
+    <w:p>
+      <w:pPr>
+        <w:spacing w:after="80"/>
+        <w:ind w:firstLine="420"/>
+      </w:pPr>
+      <w:r>
+        <w:rPr>
+          <w:rFonts w:ascii="宋体" w:hAnsi="宋体" w:eastAsia="宋体"/>
+          <w:b/>
+          <w:sz w:val="21"/>
+        </w:rPr>
+        <w:t>以下遗留项已在本阶段后续工作中转为已修复：</w:t>
+      </w:r>
+    </w:p>
+    <w:p>
+      <w:pPr>
+        <w:spacing w:after="80"/>
+        <w:ind w:firstLine="420"/>
+      </w:pPr>
+      <w:r>
+        <w:rPr>
+          <w:rFonts w:ascii="宋体" w:hAnsi="宋体" w:eastAsia="宋体"/>
+          <w:b w:val="0"/>
+          <w:sz w:val="21"/>
+        </w:rPr>
+        <w:t>（1）AI-17 加购并发竞态：原先仅登记为「需要迁移、留待协调」。2026-09-22 经真实并发压测复现（10 并发 5 轮全部异常：丢失数量更新或产生重复条目），由成员 C 完成修复（提交 e13ff75），新增迁移 df_cart/0004_cartinfo_unique_user_goods 与 (user, goods) 唯一约束，详见 3.4.3 节。</w:t>
       </w:r>
     </w:p>
     <w:p>

--- a/docs/deliverables/附录4：缺陷报告书（校园鲜达-模块二）.docx
+++ b/docs/deliverables/附录4：缺陷报告书（校园鲜达-模块二）.docx
@@ -619,7 +619,7 @@
                 <w:b w:val="0"/>
                 <w:sz w:val="21"/>
               </w:rPr>
-              <w:t>ZCode 智能体（底层模型 GLM），本地命令行环境，可读写仓库、执行 shell 命令</w:t>
+              <w:t>ZCode 智能体（底层模型 DeepSeek），本地命令行环境，可读写仓库、执行 shell 命令</w:t>
             </w:r>
           </w:p>
         </w:tc>
